--- a/data/deliverables/sc_f2a77fe6a26acb84/legal_memo.docx
+++ b/data/deliverables/sc_f2a77fe6a26acb84/legal_memo.docx
@@ -8,7 +8,7 @@
         <w:jc w:val="center"/>
       </w:pPr>
       <w:r>
-        <w:t>Legal Memorandum: Analysis of United States v. Runner</w:t>
+        <w:t>Memorandum</w:t>
       </w:r>
     </w:p>
     <w:p>
@@ -20,7 +20,7 @@
         <w:tab/>
       </w:r>
       <w:r>
-        <w:t>Senior Partner, Appellate Litigation Group</w:t>
+        <w:t>Amanda N. Liskamm, Director, Consumer Protection Branch</w:t>
       </w:r>
     </w:p>
     <w:p>
@@ -32,7 +32,7 @@
         <w:tab/>
       </w:r>
       <w:r>
-        <w:t>Junior Associate</w:t>
+        <w:t>Senior Associate, Appellate Litigation Division</w:t>
       </w:r>
     </w:p>
     <w:p>
@@ -44,7 +44,7 @@
         <w:tab/>
       </w:r>
       <w:r>
-        <w:t>July 2025</w:t>
+        <w:t>July 15, 2025</w:t>
       </w:r>
     </w:p>
     <w:p>
@@ -56,7 +56,7 @@
         <w:tab/>
       </w:r>
       <w:r>
-        <w:t>Legal Analysis of United States v. Runner, 143 F.4th 146 (2d Cir. 2025)</w:t>
+        <w:t>Legal Significance of United States v. Runner, 143 F.4th 146 (2d Cir. 2025)</w:t>
       </w:r>
     </w:p>
     <w:p>
@@ -66,10 +66,10 @@
     </w:p>
     <w:p>
       <w:pPr>
-        <w:pStyle w:val="Heading2"/>
+        <w:pStyle w:val="Heading1"/>
       </w:pPr>
       <w:r>
-        <w:t>Case Summary</w:t>
+        <w:t>I. Introduction</w:t>
       </w:r>
     </w:p>
     <w:p>
@@ -77,7 +77,7 @@
         <w:rPr>
           <w:b w:val="0"/>
         </w:rPr>
-        <w:t>This memorandum analyzes the Second Circuit's decision in United States v. Runner, 143 F.4th 146 (2d Cir. 2025). The case involves the criminal conviction of Patrice Runner for his role in a mass-mailing enterprise that used false and misleading advertising to sell purportedly supernatural objects and psychic services.</w:t>
+        <w:t>This memorandum analyzes the Second Circuit's decision in United States v. Runner, 143 F.4th 146 (2d Cir. 2025), which affirmed the mail and wire fraud convictions of Patrice Runner for operating a decades-long mass-mailing enterprise that sold fraudulent psychic services and supernatural objects. The opinion is significant because it directly applies the Supreme Court's recent decision in Kousisis v. United States, 145 S. Ct. 1382 (2025), to reject Runner's argument that the Government's fraud theory was legally defective. The court held that the evidence was sufficient to prove Runner intentionally lied to induce customers to pay money, and that any error in the sentencing loss calculation was harmless.</w:t>
       </w:r>
     </w:p>
     <w:p>
@@ -85,7 +85,15 @@
         <w:rPr>
           <w:b w:val="0"/>
         </w:rPr>
-        <w:t>From the 1990s through the 2010s, Runner operated a mass-mailing enterprise through his company, Direct Marketing Concepts ("DMC"). DMC sent letters to hundreds of thousands of people in the United States and Canada, purporting to be from renowned psychics, including Maria Duval. The letters falsely claimed that the psychic had a vision about the recipient and offered various supernatural goods and services in exchange for payments of approximately $45 each. In reality, the customers received mass-produced trinkets or generic responses, and no personalized psychic services were ever rendered. The enterprise generated over $150,000,000 in revenue.</w:t>
+        <w:t>The purpose of this memo is to summarize the key facts, analyze the court's legal reasoning, and identify strategic takeaways for the Consumer Protection Branch. The opinion provides important guidance on the viability of fraud prosecutions in cases involving claims of supernatural or experiential value, and reinforces the Government's ability to use the fraudulent-inducement theory to secure convictions even where victims may have derived subjective satisfaction from the fraudulent scheme.</w:t>
+      </w:r>
+    </w:p>
+    <w:p>
+      <w:pPr>
+        <w:pStyle w:val="Heading1"/>
+      </w:pPr>
+      <w:r>
+        <w:t>II. Factual Background and Procedural History</w:t>
       </w:r>
     </w:p>
     <w:p>
@@ -93,15 +101,7 @@
         <w:rPr>
           <w:b w:val="0"/>
         </w:rPr>
-        <w:t>A jury convicted Runner of mail and wire fraud, among other crimes. On appeal, Runner contended that his convictions must be vacated because the Government's theory of fraud was legally defective. He argued that this error infected (1) his indictment, (2) the sufficiency of the evidence, and (3) the jury instructions. The Second Circuit, following the Supreme Court's decision in Kousisis v. United States, 145 S. Ct. 1382 (2025), rejected Runner's arguments and affirmed the convictions.</w:t>
-      </w:r>
-    </w:p>
-    <w:p>
-      <w:pPr>
-        <w:pStyle w:val="Heading2"/>
-      </w:pPr>
-      <w:r>
-        <w:t>Legal Analysis of the Fraud Theory</w:t>
+        <w:t>From the early 1990s through the 2010s, Patrice Runner ran a mass-mailing enterprise through his company, Direct Marketing Concepts (DMC), based in Montreal, Canada. DMC sent letters to hundreds of thousands of people in the United States and Canada, primarily targeting lower-income individuals over age fifty-five. The letters falsely purported to be from renowned psychics, most commonly Maria Duval, claiming the psychic had received a vision about the recipient. Customers were solicited to pay fees ranging from $0 to $90 for personalized psychic readings, supernatural objects, and mystical services.</w:t>
       </w:r>
     </w:p>
     <w:p>
@@ -109,7 +109,7 @@
         <w:rPr>
           <w:b w:val="0"/>
         </w:rPr>
-        <w:t>Runner's central argument on appeal was that the Government's theory of fraud was legally defective, requiring vacation of his convictions. The Government's theory was that Runner engaged in a scheme to defraud through the use of false and misleading advertising in mass mailings, which induced victims to pay for goods and services that were not as represented. The court analyzed this theory in light of the Supreme Court's recent decision in Kousisis v. United States, 145 S. Ct. 1382 (2025).</w:t>
+        <w:t>In reality, the psychic readings were generic documents generated by a computer using questionnaire answers. The supernatural objects, such as the "Rings of Re" advertised as gold rings with genuine sapphires from Madagascar, were mass-produced trinkets purchased from PartyMart for $2.81 each. Promised psychic services, such as "7 great vibratory ceremonies," were never performed. Over approximately twenty years, the enterprise generated more than $150,000,000 in revenue.</w:t>
       </w:r>
     </w:p>
     <w:p>
@@ -117,7 +117,15 @@
         <w:rPr>
           <w:b w:val="0"/>
         </w:rPr>
-        <w:t>The legal standard for mail fraud under 18 U.S.C. § 1341 requires proof of (1) a scheme to defraud, (2) use of the mails in furtherance of the scheme, and (3) specific intent to defraud. The Government argued that Runner's scheme involved materially false and misleading representations about the nature and quality of the goods and services offered, which induced victims to make payments. The representations included claims that the letters were from psychics who had personally read the recipients' questionnaires and would provide personalized services, when in fact the mailings were generic and the services were never performed.</w:t>
+        <w:t>In 2018, a grand jury indicted Runner on one count of conspiracy to commit mail and wire fraud (18 U.S.C. § 1349), twelve counts of mail fraud (18 U.S.C. § 1341), four counts of wire fraud (18 U.S.C. § 1343), and one count of conspiracy to commit money laundering (18 U.S.C. §§ 1956(a)(2), (h)). Runner moved to dismiss the indictment, arguing it failed to allege intent to harm. The district court denied the motion. After a ten-day trial, the jury convicted Runner on fourteen counts and acquitted him on four mail fraud charges. The district court sentenced Runner to ten years' imprisonment and three years of supervised release, noting the Guidelines-recommended sentence of life imprisonment was "way, way off." Runner timely appealed to the Second Circuit.</w:t>
+      </w:r>
+    </w:p>
+    <w:p>
+      <w:pPr>
+        <w:pStyle w:val="Heading1"/>
+      </w:pPr>
+      <w:r>
+        <w:t>III. Analysis of the Fraud Theory Holding</w:t>
       </w:r>
     </w:p>
     <w:p>
@@ -125,7 +133,7 @@
         <w:rPr>
           <w:b w:val="0"/>
         </w:rPr>
-        <w:t>The Second Circuit held that the Government's fraud theory was not legally defective. The court followed the Supreme Court's analysis in Kousisis, which addressed the scope of federal fraud statutes. The court concluded that the evidence presented at trial was sufficient to establish a scheme to defraud through materially false representations, and that the jury instructions properly stated the law. The court rejected Runner's argument that the fraud theory was defective because the victims received something of value (the trinkets), holding that the misrepresentations about the nature and quality of the goods and services were material and induced the payments.</w:t>
+        <w:t>The Second Circuit's analysis in Runner is anchored in its application of the Supreme Court's decision in Kousisis v. United States, 145 S. Ct. 1382 (2025). The court began by restating the core elements of mail and wire fraud: "(1) a scheme to defraud, (2) money or property as the object of the scheme, and (3) use of the mails or wires to further the scheme," citing United States v. Weaver, 860 F.3d 90, 94 (2d Cir. 2017). Prior to Kousisis, Second Circuit precedent had broken "fraudulent intent" into two components: "intent to deceive and intent to cause actual harm," citing United States v. Stavroulakis, 952 F.2d 686, 694 (2d Cir. 1992). The court had held that "the harm contemplated must affect the very nature of the bargain itself," citing United States v. Starr, 816 F.2d 94, 98 (2d Cir. 1987).</w:t>
       </w:r>
     </w:p>
     <w:p>
@@ -133,15 +141,7 @@
         <w:rPr>
           <w:b w:val="0"/>
         </w:rPr>
-        <w:t>The court's analysis focused on the materiality of the false representations. The mailings claimed that the psychics had specific visions about the recipients, that the objects possessed supernatural powers, and that the services would provide personalized psychic assistance. These representations went to the very essence of the bargain, as they were the primary reason customers made payments. The court found that these were not mere puffery or sales talk, but factual misrepresentations that could sustain a fraud conviction.</w:t>
-      </w:r>
-    </w:p>
-    <w:p>
-      <w:pPr>
-        <w:pStyle w:val="Heading2"/>
-      </w:pPr>
-      <w:r>
-        <w:t>Key Holdings and Precedential Value</w:t>
+        <w:t>The Runner court explained that Kousisis fundamentally altered this framework. In Kousisis, the Supreme Court endorsed the "fraudulent-inducement theory," which "supports liability for federal fraud anytime a defendant uses falsehoods to induce a victim to enter into a transaction." 145 S. Ct. at 1391. The Court held that "the government did not need to prove economic loss to convict under the mail and wire fraud statutes." The Second Circuit stated that by embracing this theory, the Supreme Court "erased the 'fine line' that our court had drawn in excluding certain inducement schemes" from the statutes.</w:t>
       </w:r>
     </w:p>
     <w:p>
@@ -149,7 +149,7 @@
         <w:rPr>
           <w:b w:val="0"/>
         </w:rPr>
-        <w:t>The Second Circuit addressed and rejected each of Runner's specific arguments on appeal. First, the court rejected Runner's challenge to the indictment. Runner argued that the indictment was defective because it charged a legally defective theory of fraud. The court held that the indictment was sufficient because it alleged all the elements of mail and wire fraud, including a scheme to defraud involving materially false and misleading representations.</w:t>
+        <w:t>Applying this framework to Runner's tangible-object lies, the court found manifestly sufficient evidence of fraudulent intent. The "Rings of Re" promotion advertised rings "finished with 8 mils thick of pure, high quality gold" and set with "a ONE FULL-CARAT, genuine, fully faceted and hand polished Midnight Blue Sapphire" from Madagascar. Yet customers received trinkets purchased from PartyMart for $2.81. The court cited United States v. Jabar, 19 F.4th 66, 77 (2d Cir. 2021), for the principle that a jury can find fraudulent intent based on "a discrepancy between benefits reasonably anticipated because of the misleading representations and the actual benefits which the defendant delivered."</w:t>
       </w:r>
     </w:p>
     <w:p>
@@ -157,7 +157,7 @@
         <w:rPr>
           <w:b w:val="0"/>
         </w:rPr>
-        <w:t>Second, the court rejected Runner's sufficiency of the evidence challenge. The court reviewed the evidence in the light most favorable to the Government, as required for a criminal appeal, citing United States v. Gasperini, 894 F.3d 482, 485 (2d Cir. 2018). The court found that the evidence was sufficient to establish that Runner operated a scheme to defraud through false and misleading mailings, that the mailings used the mails in furtherance of the scheme, and that Runner acted with specific intent to defraud. The evidence showed that DMC sent mailings to over one million customers, that the mailings contained numerous false claims, and that the scheme generated over $150,000,000.</w:t>
+        <w:t>Regarding the psychic-service promotions, the court noted that even these misrepresented what was being sold. Letters purported to be from psychics like Patrick Guerin, who would perform "7 great vibratory ceremonies" tailored to the customer's personal needs, but after payment, "no one at DMC did anything." The court emphasized that all promotions lied about whom the letters were from: "neither Duval nor any other named psychic was involved in producing these letters." Some were written by copywriters, many by Runner himself.</w:t>
       </w:r>
     </w:p>
     <w:p>
@@ -165,7 +165,15 @@
         <w:rPr>
           <w:b w:val="0"/>
         </w:rPr>
-        <w:t>Third, the court addressed Runner's argument regarding jury instructions. Runner argued that the jury instructions were erroneous because they reflected the same defective fraud theory. The court held that the jury instructions properly stated the law and accurately reflected the Government's theory of the case. The instructions required the jury to find that Runner engaged in a scheme to defraud involving materially false representations.</w:t>
+        <w:t>The court squarely rejected Runner's argument that his customers received subjective value in the form of hope, mystery, and entertainment. While Runner emphasized evidence of repeat purchasers and an expert witness who testified about experiential value, the court held that "the jury was not required to agree that Runner's customers had received what they were bargained for." The jury could "focus instead on the ample evidence that Runner had induced his customers to pay by intentionally lying about what they would receive and from whom they would receive it."</w:t>
+      </w:r>
+    </w:p>
+    <w:p>
+      <w:pPr>
+        <w:pStyle w:val="Heading1"/>
+      </w:pPr>
+      <w:r>
+        <w:t>IV. Strategic Takeaways for the Branch</w:t>
       </w:r>
     </w:p>
     <w:p>
@@ -173,15 +181,7 @@
         <w:rPr>
           <w:b w:val="0"/>
         </w:rPr>
-        <w:t>Fourth, the court held that any error committed by the district court at sentencing in estimating the loss caused by Runner's enterprise was harmless. This holding addressed a separate issue related to the calculation of the sentence. The court concluded that even if there was an error in the loss estimation, it did not affect Runner's substantial rights and therefore did not require reversal.</w:t>
-      </w:r>
-    </w:p>
-    <w:p>
-      <w:pPr>
-        <w:pStyle w:val="Heading2"/>
-      </w:pPr>
-      <w:r>
-        <w:t>Practical Implications</w:t>
+        <w:t>First, the Runner opinion confirms that the fraudulent-inducement theory endorsed in Kousisis is a powerful and viable tool for prosecuting mass-mailing fraud schemes. The Second Circuit explicitly held that "a defendant commits federal fraud whenever he uses a material misstatement to trick a victim into a [transaction] that requires handing over her money or property." This removes any requirement for the Government to prove net economic loss or that the victim was left economically worse off. For future cases involving mail-order schemes that make false promises, the Branch can rely on evidence of intentional inducement through misrepresentation without needing to quantify actual harm beyond the payment itself.</w:t>
       </w:r>
     </w:p>
     <w:p>
@@ -189,7 +189,7 @@
         <w:rPr>
           <w:b w:val="0"/>
         </w:rPr>
-        <w:t>The Runner decision has significant practical implications for mail and wire fraud prosecutions, particularly those involving deceptive marketing schemes. For prosecutors, the decision reinforces the Government's ability to pursue fraud charges based on materially false and misleading advertising, even where the defendant provides some tangible product to the victims. The court's focus on the materiality of the misrepresentations—specifically, that the claims about psychic visions and supernatural powers went to the essence of the bargain—provides a clear framework for future prosecutions.</w:t>
+        <w:t>Second, the opinion demonstrates that courts will assess the totality of the defendant's misrepresentations, not just isolated claims. In Runner, the Government's case succeeded on two independent grounds: lies about tangible objects (e.g., claiming rings were gold and set with genuine sapphires from Madagascar when they were $2.81 trinkets from PartyMart) and lies about psychic services (e.g., claiming personalized ceremonies would be performed when no one at DMC did anything). The court noted that the Government's closing argument emphasized both categories, and that "the tangible-object lies constituted a notable and sufficient part of the Government's case." This suggests that cases involving mixed representations of goods and services can be prosecuted effectively by highlighting the concrete, provable lies about what was delivered versus what was promised.</w:t>
       </w:r>
     </w:p>
     <w:p>
@@ -197,7 +197,15 @@
         <w:rPr>
           <w:b w:val="0"/>
         </w:rPr>
-        <w:t>For defendants, the decision narrows the available defenses. The court's rejection of the argument that the fraud theory was legally defective because victims received something of value means that defendants cannot simply point to the delivery of a product to defeat fraud charges. Instead, the key inquiry is whether the misrepresentations were material and induced the victims to part with their money. This makes it more difficult for defendants in similar mass-marketing schemes to argue that they were merely engaged in aggressive sales tactics rather than criminal fraud.</w:t>
+        <w:t>Third, the opinion establishes that a defendant's claim of providing subjective or experiential value is not a defense to intentional deception. Runner argued his customers received hope, mystery, and entertainment, but the court held the jury was not required to accept this characterization. The court emphasized that "the jury could reject Runner's argument and focus instead on the ample evidence that Runner had induced his customers to pay by intentionally lying." This is significant for future cases involving psychic services, spiritual products, or other goods with inherently subjective value. The Branch should focus on the intentional nature of the misrepresentations—false claims about the identity of the seller, the origin of goods, and the services to be rendered—rather than engaging in debates about the objective value of the offerings.</w:t>
+      </w:r>
+    </w:p>
+    <w:p>
+      <w:pPr>
+        <w:pStyle w:val="Heading1"/>
+      </w:pPr>
+      <w:r>
+        <w:t>V. Conclusion</w:t>
       </w:r>
     </w:p>
     <w:p>
@@ -205,7 +213,7 @@
         <w:rPr>
           <w:b w:val="0"/>
         </w:rPr>
-        <w:t>The court's reliance on the Supreme Court's decision in Kousisis v. United States, 145 S. Ct. 1382 (2025), suggests that the legal landscape for federal fraud cases is becoming more defined. Practitioners should closely monitor developments in this area, as the Supreme Court's guidance in Kousisis will likely influence future fraud prosecutions and defenses. The Runner decision demonstrates that lower courts are applying Kousisis to uphold fraud convictions based on deceptive marketing schemes.</w:t>
+        <w:t>The Second Circuit's decision in United States v. Runner, 143 F.4th 146 (2d Cir. 2025), is a significant opinion that affirms the Government's ability to prosecute mass-mailing fraud schemes under the mail and wire fraud statutes. The court rejected all of Runner's challenges to the indictment, the sufficiency of the evidence, and the jury instructions, finding that the Government's theory of fraudulent inducement was legally sound under the Supreme Court's decision in Kousisis. The court also held that any error in the sentencing loss calculation was harmless.</w:t>
       </w:r>
     </w:p>
     <w:p>
@@ -213,13 +221,15 @@
         <w:rPr>
           <w:b w:val="0"/>
         </w:rPr>
-        <w:t>Defendants charged with mail or wire fraud based on marketing schemes should carefully examine the nature of the representations made. If the representations are merely opinions, puffery, or sales talk, they may not constitute fraud. However, if the representations are factual claims about the nature, quality, or origin of the goods or services, they may be actionable. The Runner case illustrates that claims about supernatural powers and personalized psychic services are likely to be considered material misrepresentations that can support a fraud conviction.</w:t>
+        <w:t>For the Consumer Protection Branch, the opinion provides clear guidance that the fraudulent-inducement theory is a viable basis for prosecution in cases involving false claims about supernatural or experiential products. The Branch should continue to build cases around concrete misrepresentations—false claims about the identity of sellers, the origin and quality of tangible goods, and the services to be rendered—and emphasize the intentional nature of the deception. The Runner opinion confirms that the law does not require the Government to prove that victims were left economically worse off, only that the defendant used material misstatements to induce payment.</w:t>
       </w:r>
     </w:p>
-    <w:p/>
     <w:p>
       <w:r>
-        <w:t>Prepared by: Junior Associate, Appellate Litigation Group</w:t>
+        <w:rPr>
+          <w:b w:val="0"/>
+        </w:rPr>
+        <w:t>We recommend that trial attorneys review the Runner opinion and Kousisis when preparing cases involving mass-mailing fraud, particularly those targeting vulnerable populations. The opinion's analysis of both tangible-object and psychic-service lies provides a useful framework for structuring evidence and jury arguments in similar future cases.</w:t>
       </w:r>
     </w:p>
     <w:sectPr>
